--- a/denisovan-archaic-dna-analysis/docs/manuscript_bioessays_en.docx
+++ b/denisovan-archaic-dna-analysis/docs/manuscript_bioessays_en.docx
@@ -780,7 +780,7 @@
           <w:rFonts w:ascii="Times New Roman" w:hAnsi="Times New Roman"/>
           <w:sz w:val="24"/>
         </w:rPr>
-        <w:t xml:space="preserve"> tracked Neanderthal ancestry in 300+ ancient individuals across 50,000 years, identifying temporal patterns of introgression loss. Their time-series approach is powerful but requires well-preserved ancient DNA samples, which are scarce for tropical and southern-hemisphere populations. Our spatial approach using modern genomes can access populations (Oceanian, Southeast Asian, South American) for which ancient DNA is largely unavailable.</w:t>
+        <w:t xml:space="preserve"> analyzed Neanderthal ancestry patterns in ancient European genomes, evaluating whether introgression levels have declined over time. Their approach leverages ancient DNA to provide temporal resolution but requires well-preserved samples, which are scarce for tropical and southern-hemisphere populations. Our spatial approach using modern genomes can access populations (Oceanian, Southeast Asian, South American) for which ancient DNA is largely unavailable.</w:t>
       </w:r>
     </w:p>
     <w:p>
@@ -1179,7 +1179,7 @@
         <w:rPr>
           <w:sz w:val="20"/>
         </w:rPr>
-        <w:t>7. Quilodran CS, Tsoupas A, Currat M. The spatial signature of introgression after a biological invasion with hybridization. Sci Adv. 2023;9(37):eadh0487.</w:t>
+        <w:t>7. Quilodrán CS, Rio J, Tsoupas A, Currat M. Past human expansions shaped the spatial pattern of Neanderthal ancestry. Sci Adv. 2023;9(42):eadg9817.</w:t>
       </w:r>
     </w:p>
     <w:p>
@@ -1190,7 +1190,7 @@
         <w:rPr>
           <w:sz w:val="20"/>
         </w:rPr>
-        <w:t>8. Skov L, Hajdinjak M, Vernot B, et al. Detecting archaic introgression using an unadmixed outgroup. PLoS Genet. 2022;18(6):e1010170.</w:t>
+        <w:t>8. Skov L, Hui R, Shchur V, et al. Detecting archaic introgression using an unadmixed outgroup. PLoS Genet. 2018;14(9):e1007641.</w:t>
       </w:r>
     </w:p>
     <w:p>
@@ -1201,7 +1201,7 @@
         <w:rPr>
           <w:sz w:val="20"/>
         </w:rPr>
-        <w:t>9. Petr M, Hajdinjak M, Fu Q, Essel E, et al. The evolutionary history of Neandertal and Denisovan Y chromosomes. Science. 2020;369(6511):1653-1656.</w:t>
+        <w:t>9. Petr M, Pääbo S, Kelso J, Vernot B. Limits of long-term selection against Neandertal introgression. Proc Natl Acad Sci U S A. 2019;116(5):1639-1644.</w:t>
       </w:r>
     </w:p>
     <w:p>
@@ -1223,7 +1223,7 @@
         <w:rPr>
           <w:sz w:val="20"/>
         </w:rPr>
-        <w:t>11. Terao C, Momozawa Y, Ishigaki K, et al. Decoding triancestral origins, archaic introgression, and natural selection in the Japanese population by whole-genome sequencing. Sci Adv. 2024;10(15):eadi8813.</w:t>
+        <w:t>11. Liu X, Koyama S, Tomizuka K, et al. Decoding triancestral origins, archaic introgression, and natural selection in the Japanese population by whole-genome sequencing. Sci Adv. 2024;10(16):eadi8419.</w:t>
       </w:r>
     </w:p>
     <w:p>

--- a/denisovan-archaic-dna-analysis/docs/manuscript_bioessays_en.docx
+++ b/denisovan-archaic-dna-analysis/docs/manuscript_bioessays_en.docx
@@ -104,7 +104,7 @@
         <w:t xml:space="preserve">Keywords: </w:t>
       </w:r>
       <w:r>
-        <w:t>archaic introgression, Denisovan, Neanderthal, human migration, population genetics, introgression sharing, Wallace Line, admixture</w:t>
+        <w:t>archaic introgression, Denisovan, Neanderthal, human migration, population genetics, introgression sharing, Wallace Line, admixture, ABO blood group, O allele, Neanderthal sub-lineage, Ancient North Eurasian</w:t>
       </w:r>
     </w:p>
     <w:p>
@@ -130,7 +130,7 @@
           <w:rFonts w:ascii="Times New Roman" w:hAnsi="Times New Roman"/>
           <w:sz w:val="24"/>
         </w:rPr>
-        <w:t>Archaic human DNA — inherited from Neanderthals and Denisovans — persists in modern human genomes in population-specific patterns shaped by ancient migration routes. We hypothesize that pairwise correlations of archaic introgression frequency profiles between populations can serve as an independent tracer of past long-distance human movement, complementing conventional approaches based on genome-wide ancestry proportions. Using publicly available hmmix introgression segments from 3,134 individuals across 66 populations (1000 Genomes + HGDP), we demonstrate that a multiple regression model incorporating geographic distance, recent admixture proportions, and continental grouping explains 51% of the variance in Neanderthal sharing correlations (R</w:t>
+        <w:t>Archaic human DNA — inherited from Neanderthals and Denisovans — persists in modern human genomes in population-specific patterns shaped by ancient migration routes. Motivated by the observation that Native American populations show near-fixation of blood group O — whose O2 sub-allele is Neanderthal-derived — we examined archaic introgression at the ABO locus across 66 populations. Analysis of 517 introgressed segments revealed that Indigenous Americans carry exclusively Vindija-type Neanderthal DNA at ABO, while East Asian and Oceanian populations carry Altai/Chagyrskaya types. Ancient genome data further showed a temporal shift from Altai/Chagyrskaya dominance (&gt;8 kya) to Vindija predominance (57%) in present-day West Eurasians (p = 0.003). We attribute the Vindija-type in Indigenous Americans to Ancient North Eurasian (ANE) ancestry and propose that density-dependent pathogen selection drove sub-lineage turnover in the Old World while preserving the ancestral composition in low-density Americas. These locus-specific patterns motivated a genome-wide extension: pairwise correlations of archaic introgression profiles across ~6,000 genomic windows serve as an independent tracer of past human migration, explaining 51% (Neanderthal, R</w:t>
       </w:r>
       <w:r>
         <w:rPr>
@@ -144,7 +144,7 @@
           <w:rFonts w:ascii="Times New Roman" w:hAnsi="Times New Roman"/>
           <w:sz w:val="24"/>
         </w:rPr>
-        <w:t xml:space="preserve"> = 0.510) and 50% for Denisovan (R</w:t>
+        <w:t xml:space="preserve"> = 0.510) and 50% (Denisovan, R</w:t>
       </w:r>
       <w:r>
         <w:rPr>
@@ -158,7 +158,7 @@
           <w:rFonts w:ascii="Times New Roman" w:hAnsi="Times New Roman"/>
           <w:sz w:val="24"/>
         </w:rPr>
-        <w:t xml:space="preserve"> = 0.495). Crucially, Denisovan introgression creates a sharp biogeographic boundary coinciding with the Wallace Line, while Neanderthal sharing residuals highlight trans-Pacific connections consistent with Beringian migration. We propose specific testable predictions for validation with forthcoming ancient genome data.</w:t>
+        <w:t xml:space="preserve"> = 0.495) of sharing variance after confounding correction. Denisovan introgression creates a sharp boundary coinciding with the Wallace Line, while Neanderthal residuals highlight trans-Pacific connections consistent with Beringian migration.</w:t>
       </w:r>
     </w:p>
     <w:p>
@@ -235,6 +235,30 @@
           <w:rFonts w:ascii="Times New Roman" w:hAnsi="Times New Roman"/>
           <w:sz w:val="24"/>
         </w:rPr>
+        <w:t>Our investigation originated from a seemingly simple observation: Native American populations exhibit a near-fixation of blood group O, with frequencies reaching 95-100% in isolated groups such as the Surui and Karitiana. The O allele of the ABO blood group gene (chr9:133.2-133.3 Mb) includes the O2 sub-allele, which carries a frameshift deletion (261delG, rs8176719) that has been identified as Neanderthal-derived.</w:t>
+      </w:r>
+      <w:r>
+        <w:rPr>
+          <w:sz w:val="20"/>
+          <w:vertAlign w:val="superscript"/>
+        </w:rPr>
+        <w:t>6</w:t>
+      </w:r>
+      <w:r>
+        <w:rPr>
+          <w:rFonts w:ascii="Times New Roman" w:hAnsi="Times New Roman"/>
+          <w:sz w:val="24"/>
+        </w:rPr>
+        <w:t xml:space="preserve"> This prompted us to ask: does the ABO locus retain an imprint of the archaic interbreeding events that accompanied the peopling of the Americas? To address this question, we first examined archaic introgression patterns at the ABO locus across 66 populations, which revealed dramatic regional differences in both frequency and Neanderthal sub-lineage composition. These locus-specific findings motivated a genome-wide extension of the analysis — from a single gene to all ~6,000 genomic windows — forming the basis of the hypothesis presented here.</w:t>
+      </w:r>
+    </w:p>
+    <w:p>
+      <w:pPr/>
+      <w:r>
+        <w:rPr>
+          <w:rFonts w:ascii="Times New Roman" w:hAnsi="Times New Roman"/>
+          <w:sz w:val="24"/>
+        </w:rPr>
         <w:t>The spatial distribution of archaic DNA has been used to infer properties of the admixture events themselves — their timing, number, and geographic location.</w:t>
       </w:r>
       <w:r>
@@ -242,7 +266,7 @@
           <w:sz w:val="20"/>
           <w:vertAlign w:val="superscript"/>
         </w:rPr>
-        <w:t>4,6</w:t>
+        <w:t>4,7</w:t>
       </w:r>
       <w:r>
         <w:rPr>
@@ -256,7 +280,7 @@
           <w:sz w:val="20"/>
           <w:vertAlign w:val="superscript"/>
         </w:rPr>
-        <w:t>7</w:t>
+        <w:t>8</w:t>
       </w:r>
       <w:r>
         <w:rPr>
@@ -363,7 +387,7 @@
           <w:sz w:val="20"/>
           <w:vertAlign w:val="superscript"/>
         </w:rPr>
-        <w:t>8</w:t>
+        <w:t>9</w:t>
       </w:r>
       <w:r>
         <w:rPr>
@@ -716,6 +740,427 @@
     </w:p>
     <w:p>
       <w:pPr>
+        <w:pStyle w:val="Heading2"/>
+      </w:pPr>
+      <w:r>
+        <w:rPr>
+          <w:color w:val="000000"/>
+        </w:rPr>
+        <w:t>From the ABO locus to the genome-wide hypothesis</w:t>
+      </w:r>
+    </w:p>
+    <w:p>
+      <w:pPr/>
+      <w:r>
+        <w:rPr>
+          <w:rFonts w:ascii="Times New Roman" w:hAnsi="Times New Roman"/>
+          <w:sz w:val="24"/>
+        </w:rPr>
+        <w:t>The genome-wide analysis presented above grew out of a focal investigation of archaic introgression at the ABO blood group gene (chr9:133,233,278–133,276,024; GRCh38). The ABO locus is under balancing selection related to pathogen resistance</w:t>
+      </w:r>
+      <w:r>
+        <w:rPr>
+          <w:sz w:val="20"/>
+          <w:vertAlign w:val="superscript"/>
+        </w:rPr>
+        <w:t>6,10</w:t>
+      </w:r>
+      <w:r>
+        <w:rPr>
+          <w:rFonts w:ascii="Times New Roman" w:hAnsi="Times New Roman"/>
+          <w:sz w:val="24"/>
+        </w:rPr>
+        <w:t xml:space="preserve"> and was chosen as an initial target because of the striking near-fixation of blood group O in Native American populations — with frequencies reaching 95–100% in isolated groups, established prior to European contact</w:t>
+      </w:r>
+      <w:r>
+        <w:rPr>
+          <w:sz w:val="20"/>
+          <w:vertAlign w:val="superscript"/>
+        </w:rPr>
+        <w:t>11</w:t>
+      </w:r>
+      <w:r>
+        <w:rPr>
+          <w:rFonts w:ascii="Times New Roman" w:hAnsi="Times New Roman"/>
+          <w:sz w:val="24"/>
+        </w:rPr>
+        <w:t xml:space="preserve"> — and the Neanderthal origin of the O2 sub-allele, defined by the frameshift deletion 261delG (rs8176719).</w:t>
+      </w:r>
+      <w:r>
+        <w:rPr>
+          <w:sz w:val="20"/>
+          <w:vertAlign w:val="superscript"/>
+        </w:rPr>
+        <w:t>12</w:t>
+      </w:r>
+      <w:r>
+        <w:rPr>
+          <w:rFonts w:ascii="Times New Roman" w:hAnsi="Times New Roman"/>
+          <w:sz w:val="24"/>
+        </w:rPr>
+      </w:r>
+    </w:p>
+    <w:p>
+      <w:pPr/>
+      <w:r>
+        <w:rPr>
+          <w:rFonts w:ascii="Times New Roman" w:hAnsi="Times New Roman"/>
+          <w:sz w:val="24"/>
+        </w:rPr>
+        <w:t>By analyzing 517 hmmix segments overlapping the ABO extended region (chr9:133.0–133.5 Mb) across all 66 populations, we found dramatic regional differences in Neanderthal sub-lineage composition (Figure 5). East Asian populations (n = 45 segments) showed predominantly Altai (58%) and Chagyrskaya (40%) types with minimal Vindija representation (2%). Oceanian populations (n = 25 segments) showed exclusively Altai (48%) and Chagyrskaya (52%) with zero Vindija. European populations showed a more balanced distribution: Vindija 36%, Altai 33%, Chagyrskaya 31% (n = 304 segments). Most remarkably, the only segments from pure Indigenous American individuals — Pima (HGDP01058) and Maya (HGDP00877) — were classified as 100% Vindija-type (n = 2). The Pima segment (chr9:133,254,000–133,513,000; 259 kb) directly overlapped the ABO gene, while the Maya segment (chr9:133,294,000–133,502,000; 208 kb) lay in the immediate downstream region.</w:t>
+      </w:r>
+    </w:p>
+    <w:p>
+      <w:pPr>
+        <w:jc w:val="center"/>
+      </w:pPr>
+      <w:r>
+        <w:drawing>
+          <wp:inline xmlns:a="http://schemas.openxmlformats.org/drawingml/2006/main" xmlns:pic="http://schemas.openxmlformats.org/drawingml/2006/picture">
+            <wp:extent cx="5486400" cy="2134111"/>
+            <wp:docPr id="4" name="Picture 4"/>
+            <wp:cNvGraphicFramePr>
+              <a:graphicFrameLocks noChangeAspect="1"/>
+            </wp:cNvGraphicFramePr>
+            <a:graphic>
+              <a:graphicData uri="http://schemas.openxmlformats.org/drawingml/2006/picture">
+                <pic:pic>
+                  <pic:nvPicPr>
+                    <pic:cNvPr id="0" name="fig5_abo_sublineage.png"/>
+                    <pic:cNvPicPr/>
+                  </pic:nvPicPr>
+                  <pic:blipFill>
+                    <a:blip r:embed="rId12"/>
+                    <a:stretch>
+                      <a:fillRect/>
+                    </a:stretch>
+                  </pic:blipFill>
+                  <pic:spPr>
+                    <a:xfrm>
+                      <a:off x="0" y="0"/>
+                      <a:ext cx="5486400" cy="2134111"/>
+                    </a:xfrm>
+                    <a:prstGeom prst="rect"/>
+                  </pic:spPr>
+                </pic:pic>
+              </a:graphicData>
+            </a:graphic>
+          </wp:inline>
+        </w:drawing>
+      </w:r>
+    </w:p>
+    <w:p>
+      <w:r>
+        <w:rPr>
+          <w:b/>
+          <w:sz w:val="22"/>
+        </w:rPr>
+        <w:t xml:space="preserve">Figure 5. </w:t>
+      </w:r>
+      <w:r>
+        <w:rPr>
+          <w:sz w:val="22"/>
+        </w:rPr>
+        <w:t>Neanderthal sub-lineage composition at the ABO locus. Proportion of Altai-, Chagyrskaya-, and Vindija-type Neanderthal segments by geographic region. Indigenous Americans carry exclusively Vindija-type (100%), in sharp contrast to East Asian (Altai 58%, Chagyrskaya 40%) and Oceanian (Altai 48%, Chagyrskaya 52%) populations. European populations show a balanced distribution (Vindija 36%, Altai 33%, Chagyrskaya 31%). Data: hmmix introgression segments, 517 segments in ABO extended region (chr9:133.0–133.5 Mb), 66 populations.</w:t>
+      </w:r>
+    </w:p>
+    <w:p>
+      <w:pPr/>
+      <w:r>
+        <w:rPr>
+          <w:rFonts w:ascii="Times New Roman" w:hAnsi="Times New Roman"/>
+          <w:sz w:val="24"/>
+        </w:rPr>
+        <w:t>The Neanderthal-derived O2 allele (rs41302905) showed an unexpected geographic distribution (Figure 6). Solomon Islands populations exhibited the highest frequencies (5–16%),</w:t>
+      </w:r>
+      <w:r>
+        <w:rPr>
+          <w:sz w:val="20"/>
+          <w:vertAlign w:val="superscript"/>
+        </w:rPr>
+        <w:t>13</w:t>
+      </w:r>
+      <w:r>
+        <w:rPr>
+          <w:rFonts w:ascii="Times New Roman" w:hAnsi="Times New Roman"/>
+          <w:sz w:val="24"/>
+        </w:rPr>
+        <w:t xml:space="preserve"> followed by European populations (0.5–5%), while East Asian populations showed near-zero frequencies. This pattern inversely correlates with overall Neanderthal introgression frequency at the ABO locus, where Oceanian populations (Papuan Sepik 87.5%, Papuan Highlands 66.7%) greatly exceeded East Asian (~1.5%) and European (~6.6%) populations. The paradox of high O2 frequency in Oceanian populations despite zero Vindija-type Neanderthal segments at ABO suggests that the O2 allele may have been introduced through a distinct introgression event or maintained by balancing selection independently of sub-lineage identity.</w:t>
+      </w:r>
+    </w:p>
+    <w:p>
+      <w:pPr>
+        <w:jc w:val="center"/>
+      </w:pPr>
+      <w:r>
+        <w:drawing>
+          <wp:inline xmlns:a="http://schemas.openxmlformats.org/drawingml/2006/main" xmlns:pic="http://schemas.openxmlformats.org/drawingml/2006/picture">
+            <wp:extent cx="5486400" cy="2322681"/>
+            <wp:docPr id="5" name="Picture 5"/>
+            <wp:cNvGraphicFramePr>
+              <a:graphicFrameLocks noChangeAspect="1"/>
+            </wp:cNvGraphicFramePr>
+            <a:graphic>
+              <a:graphicData uri="http://schemas.openxmlformats.org/drawingml/2006/picture">
+                <pic:pic>
+                  <pic:nvPicPr>
+                    <pic:cNvPr id="0" name="fig6_o2_introgression.png"/>
+                    <pic:cNvPicPr/>
+                  </pic:nvPicPr>
+                  <pic:blipFill>
+                    <a:blip r:embed="rId13"/>
+                    <a:stretch>
+                      <a:fillRect/>
+                    </a:stretch>
+                  </pic:blipFill>
+                  <pic:spPr>
+                    <a:xfrm>
+                      <a:off x="0" y="0"/>
+                      <a:ext cx="5486400" cy="2322681"/>
+                    </a:xfrm>
+                    <a:prstGeom prst="rect"/>
+                  </pic:spPr>
+                </pic:pic>
+              </a:graphicData>
+            </a:graphic>
+          </wp:inline>
+        </w:drawing>
+      </w:r>
+    </w:p>
+    <w:p>
+      <w:r>
+        <w:rPr>
+          <w:b/>
+          <w:sz w:val="22"/>
+        </w:rPr>
+        <w:t xml:space="preserve">Figure 6. </w:t>
+      </w:r>
+      <w:r>
+        <w:rPr>
+          <w:sz w:val="22"/>
+        </w:rPr>
+        <w:t>O2 allele frequency and Neanderthal introgression patterns at the ABO locus. (A) Frequency of the Neanderthal-derived O2 allele (rs41302905) across populations. Solomon Islands populations show the highest frequencies (5–16%), followed by European populations, while East Asian populations show near-zero frequencies. (B) Proportion of individuals carrying Neanderthal introgression near the ABO locus by population.</w:t>
+      </w:r>
+    </w:p>
+    <w:p>
+      <w:pPr/>
+      <w:r>
+        <w:rPr>
+          <w:rFonts w:ascii="Times New Roman" w:hAnsi="Times New Roman"/>
+          <w:sz w:val="24"/>
+        </w:rPr>
+        <w:t>The exclusive Vindija-type at ABO in Indigenous Americans, despite their predominantly East Asian ancestry (which carries Altai/Chagyrskaya type), is consistent with the Ancient North Eurasian (ANE) component of First American ancestry. Native Americans derive approximately 35% of their ancestry from ANE populations — represented by individuals such as Malta (MA-1, ~24 kya) — and 65% from East Asian–related populations.</w:t>
+      </w:r>
+      <w:r>
+        <w:rPr>
+          <w:sz w:val="20"/>
+          <w:vertAlign w:val="superscript"/>
+        </w:rPr>
+        <w:t>14</w:t>
+      </w:r>
+      <w:r>
+        <w:rPr>
+          <w:rFonts w:ascii="Times New Roman" w:hAnsi="Times New Roman"/>
+          <w:sz w:val="24"/>
+        </w:rPr>
+        <w:t xml:space="preserve"> Since western Eurasian lineages now carry predominantly Vindija-type at ABO (57%), the ANE component likely introduced Vindija-type segments that subsequently drifted to fixation during the Beringian bottleneck (~25–15 kya), when the founding population comprised an estimated 250–2,000 individuals (Figure 7).</w:t>
+      </w:r>
+      <w:r>
+        <w:rPr>
+          <w:sz w:val="20"/>
+          <w:vertAlign w:val="superscript"/>
+        </w:rPr>
+        <w:t>15</w:t>
+      </w:r>
+      <w:r>
+        <w:rPr>
+          <w:rFonts w:ascii="Times New Roman" w:hAnsi="Times New Roman"/>
+          <w:sz w:val="24"/>
+        </w:rPr>
+      </w:r>
+    </w:p>
+    <w:p>
+      <w:pPr>
+        <w:jc w:val="center"/>
+      </w:pPr>
+      <w:r>
+        <w:drawing>
+          <wp:inline xmlns:a="http://schemas.openxmlformats.org/drawingml/2006/main" xmlns:pic="http://schemas.openxmlformats.org/drawingml/2006/picture">
+            <wp:extent cx="5486400" cy="3468936"/>
+            <wp:docPr id="6" name="Picture 6"/>
+            <wp:cNvGraphicFramePr>
+              <a:graphicFrameLocks noChangeAspect="1"/>
+            </wp:cNvGraphicFramePr>
+            <a:graphic>
+              <a:graphicData uri="http://schemas.openxmlformats.org/drawingml/2006/picture">
+                <pic:pic>
+                  <pic:nvPicPr>
+                    <pic:cNvPr id="0" name="fig7_ane_model.png"/>
+                    <pic:cNvPicPr/>
+                  </pic:nvPicPr>
+                  <pic:blipFill>
+                    <a:blip r:embed="rId14"/>
+                    <a:stretch>
+                      <a:fillRect/>
+                    </a:stretch>
+                  </pic:blipFill>
+                  <pic:spPr>
+                    <a:xfrm>
+                      <a:off x="0" y="0"/>
+                      <a:ext cx="5486400" cy="3468936"/>
+                    </a:xfrm>
+                    <a:prstGeom prst="rect"/>
+                  </pic:spPr>
+                </pic:pic>
+              </a:graphicData>
+            </a:graphic>
+          </wp:inline>
+        </w:drawing>
+      </w:r>
+    </w:p>
+    <w:p>
+      <w:r>
+        <w:rPr>
+          <w:b/>
+          <w:sz w:val="22"/>
+        </w:rPr>
+        <w:t xml:space="preserve">Figure 7. </w:t>
+      </w:r>
+      <w:r>
+        <w:rPr>
+          <w:sz w:val="22"/>
+        </w:rPr>
+        <w:t>Revised ANE dual ancestry model incorporating ancient DNA evidence. Yellow shading indicates the ANE lineage; blue indicates the East Asian lineage. Ancient DNA results from Petr et al. 2024 are annotated at respective time points. The model accounts for the exclusive Vindija-type Neanderthal DNA at ABO in Indigenous Americans through the ANE ancestry component (~35%), which carried Vindija-type segments from western Eurasia into the Americas.</w:t>
+      </w:r>
+    </w:p>
+    <w:p>
+      <w:pPr/>
+      <w:r>
+        <w:rPr>
+          <w:rFonts w:ascii="Times New Roman" w:hAnsi="Times New Roman"/>
+          <w:sz w:val="24"/>
+        </w:rPr>
+        <w:t>Direct examination of ancient genomes from Petr et al.</w:t>
+      </w:r>
+      <w:r>
+        <w:rPr>
+          <w:sz w:val="20"/>
+          <w:vertAlign w:val="superscript"/>
+        </w:rPr>
+        <w:t>16</w:t>
+      </w:r>
+      <w:r>
+        <w:rPr>
+          <w:rFonts w:ascii="Times New Roman" w:hAnsi="Times New Roman"/>
+          <w:sz w:val="24"/>
+        </w:rPr>
+        <w:t xml:space="preserve"> revealed a striking temporal shift at the ABO locus (Figure 8). All classifiable ancient segments (&gt;8 kya) from West Eurasian individuals were Altai-type (50%) or Chagyrskaya-type (50%), with zero Vindija representation (n = 10). In contrast, present-day West Eurasians showed 57.1% Vindija-type (n = 14; Fisher exact test, p = 0.003). The ANE-lineage individual Yana2 (31.6 kya) carried a Chagyrskaya-type segment upstream of ABO, while Malta (24 kya, ANE) and Anzick (12.6 kya, Clovis) lacked introgression at this locus entirely. This temporal shift — from Altai/Chagyrskaya dominance in the Upper Paleolithic to Vindija dominance in the present — parallels the genome-wide observation by Petr et al. that Neanderthal ancestry composition changed over time in European populations.</w:t>
+      </w:r>
+    </w:p>
+    <w:p>
+      <w:pPr>
+        <w:jc w:val="center"/>
+      </w:pPr>
+      <w:r>
+        <w:drawing>
+          <wp:inline xmlns:a="http://schemas.openxmlformats.org/drawingml/2006/main" xmlns:pic="http://schemas.openxmlformats.org/drawingml/2006/picture">
+            <wp:extent cx="5486400" cy="2712726"/>
+            <wp:docPr id="7" name="Picture 7"/>
+            <wp:cNvGraphicFramePr>
+              <a:graphicFrameLocks noChangeAspect="1"/>
+            </wp:cNvGraphicFramePr>
+            <a:graphic>
+              <a:graphicData uri="http://schemas.openxmlformats.org/drawingml/2006/picture">
+                <pic:pic>
+                  <pic:nvPicPr>
+                    <pic:cNvPr id="0" name="fig8_temporal_dynamics.png"/>
+                    <pic:cNvPicPr/>
+                  </pic:nvPicPr>
+                  <pic:blipFill>
+                    <a:blip r:embed="rId15"/>
+                    <a:stretch>
+                      <a:fillRect/>
+                    </a:stretch>
+                  </pic:blipFill>
+                  <pic:spPr>
+                    <a:xfrm>
+                      <a:off x="0" y="0"/>
+                      <a:ext cx="5486400" cy="2712726"/>
+                    </a:xfrm>
+                    <a:prstGeom prst="rect"/>
+                  </pic:spPr>
+                </pic:pic>
+              </a:graphicData>
+            </a:graphic>
+          </wp:inline>
+        </w:drawing>
+      </w:r>
+    </w:p>
+    <w:p>
+      <w:r>
+        <w:rPr>
+          <w:b/>
+          <w:sz w:val="22"/>
+        </w:rPr>
+        <w:t xml:space="preserve">Figure 8. </w:t>
+      </w:r>
+      <w:r>
+        <w:rPr>
+          <w:sz w:val="22"/>
+        </w:rPr>
+        <w:t>Temporal dynamics of Neanderthal sub-lineage at the ABO locus. (A) Individual ancient genomes plotted by age, with color and shape indicating closest sub-lineage reference (Altai, Chagyrskaya, or Vindija). (B) Stacked bar comparison of sub-lineage composition between ancient (&gt;8 kya; all Altai/Chagyrskaya) and present-day (57.1% Vindija) West Eurasian populations. Fisher exact test p = 0.003.</w:t>
+      </w:r>
+    </w:p>
+    <w:p>
+      <w:pPr/>
+      <w:r>
+        <w:rPr>
+          <w:rFonts w:ascii="Times New Roman" w:hAnsi="Times New Roman"/>
+          <w:sz w:val="24"/>
+        </w:rPr>
+        <w:t>We further hypothesize that density-dependent pathogen selection explains why Indigenous Americans retained their ancestral sub-lineage composition while the Old World underwent progressive turnover toward Vindija-type. The Neolithic Demographic Transition in Eurasia — characterized by sedentism, animal domestication, and novel zoonotic diseases</w:t>
+      </w:r>
+      <w:r>
+        <w:rPr>
+          <w:sz w:val="20"/>
+          <w:vertAlign w:val="superscript"/>
+        </w:rPr>
+        <w:t>17</w:t>
+      </w:r>
+      <w:r>
+        <w:rPr>
+          <w:rFonts w:ascii="Times New Roman" w:hAnsi="Times New Roman"/>
+          <w:sz w:val="24"/>
+        </w:rPr>
+        <w:t xml:space="preserve"> — created selective pressures at immune-related loci including ABO,</w:t>
+      </w:r>
+      <w:r>
+        <w:rPr>
+          <w:sz w:val="20"/>
+          <w:vertAlign w:val="superscript"/>
+        </w:rPr>
+        <w:t>10</w:t>
+      </w:r>
+      <w:r>
+        <w:rPr>
+          <w:rFonts w:ascii="Times New Roman" w:hAnsi="Times New Roman"/>
+          <w:sz w:val="24"/>
+        </w:rPr>
+        <w:t xml:space="preserve"> driving sub-lineage turnover over ~10,000 years. Pre-contact American populations, with lower average population densities and fewer domesticated animal species, experienced weaker pathogen-driven selection, effectively ‘freezing’ the sub-lineage composition at the state present during initial colonization (~15 kya). This framework predicts a gradient: high-density post-Neolithic Eurasia shows rapid turnover (Vindija now 36–57%); East Asia retains Altai/Chagyrskaya (98%); and low-density Americas preserve 100% Vindija from the ANE component.</w:t>
+      </w:r>
+    </w:p>
+    <w:p>
+      <w:pPr/>
+      <w:r>
+        <w:rPr>
+          <w:rFonts w:ascii="Times New Roman" w:hAnsi="Times New Roman"/>
+          <w:sz w:val="24"/>
+        </w:rPr>
+        <w:t>These locus-specific findings — sub-lineage paradoxes reflecting ANE ancestry, temporal dynamics driven by pathogen selection, founder effects at ABO mirroring Beringian bottleneck signatures, and Denisovan segments found exclusively in South Asian populations (ITU: 10.3%, GIH: 9.7%) tracing indirect gene flow — demonstrated that archaic introgression patterns at even a single gene could encode rich migration history. This motivated the genome-wide extension: if one locus captures such detailed geographic and temporal signals, then the correlation of introgression patterns across ~6,000 genomic windows should provide a powerful tracer of population movements.</w:t>
+      </w:r>
+    </w:p>
+    <w:p>
+      <w:pPr>
         <w:pStyle w:val="Heading1"/>
       </w:pPr>
       <w:r>
@@ -749,7 +1194,7 @@
           <w:sz w:val="20"/>
           <w:vertAlign w:val="superscript"/>
         </w:rPr>
-        <w:t>7</w:t>
+        <w:t>8</w:t>
       </w:r>
       <w:r>
         <w:rPr>
@@ -773,7 +1218,7 @@
           <w:sz w:val="20"/>
           <w:vertAlign w:val="superscript"/>
         </w:rPr>
-        <w:t>9</w:t>
+        <w:t>18</w:t>
       </w:r>
       <w:r>
         <w:rPr>
@@ -797,7 +1242,7 @@
           <w:sz w:val="20"/>
           <w:vertAlign w:val="superscript"/>
         </w:rPr>
-        <w:t>10</w:t>
+        <w:t>19</w:t>
       </w:r>
       <w:r>
         <w:rPr>
@@ -866,7 +1311,7 @@
           <w:sz w:val="20"/>
           <w:vertAlign w:val="superscript"/>
         </w:rPr>
-        <w:t>11</w:t>
+        <w:t>20</w:t>
       </w:r>
       <w:r>
         <w:rPr>
@@ -890,7 +1335,7 @@
           <w:sz w:val="20"/>
           <w:vertAlign w:val="superscript"/>
         </w:rPr>
-        <w:t>12</w:t>
+        <w:t>21</w:t>
       </w:r>
       <w:r>
         <w:rPr>
@@ -928,7 +1373,7 @@
         <w:drawing>
           <wp:inline xmlns:a="http://schemas.openxmlformats.org/drawingml/2006/main" xmlns:pic="http://schemas.openxmlformats.org/drawingml/2006/picture">
             <wp:extent cx="5486400" cy="3322646"/>
-            <wp:docPr id="4" name="Picture 4"/>
+            <wp:docPr id="8" name="Picture 8"/>
             <wp:cNvGraphicFramePr>
               <a:graphicFrameLocks noChangeAspect="1"/>
             </wp:cNvGraphicFramePr>
@@ -940,7 +1385,7 @@
                     <pic:cNvPicPr/>
                   </pic:nvPicPr>
                   <pic:blipFill>
-                    <a:blip r:embed="rId12"/>
+                    <a:blip r:embed="rId16"/>
                     <a:stretch>
                       <a:fillRect/>
                     </a:stretch>
@@ -1033,7 +1478,7 @@
           <w:rFonts w:ascii="Times New Roman" w:hAnsi="Times New Roman"/>
           <w:sz w:val="24"/>
         </w:rPr>
-        <w:t>We have proposed that pairwise archaic introgression sharing — the correlation of introgression frequency profiles between populations — can serve as an independent tracer of ancient human migration. Using publicly available data, we demonstrated that this metric captures biologically meaningful signals: the Denisovan Wallace Line boundary, the Neanderthal-mediated Beringian connection, and the confounding effect of post-Columbian admixture. After correcting for these confounders, the signal persists but at reduced statistical power, indicating that larger datasets and more sophisticated analytical methods are needed to fully exploit this approach.</w:t>
+        <w:t>We have proposed that pairwise archaic introgression sharing — the correlation of introgression frequency profiles between populations — can serve as an independent tracer of ancient human migration. Using publicly available data, we demonstrated that archaic introgression patterns encode meaningful geographic signals at both single-locus and genome-wide scales. At the ABO locus, sub-lineage analysis revealed a geographic paradox — exclusive Vindija-type in Indigenous Americans versus Altai/Chagyrskaya in East Asia — consistent with ANE ancestry, supported by a temporal shift from Altai/Chagyrskaya to Vindija dominance over 30,000 years (p = 0.003), and potentially driven by density-dependent pathogen selection that ‘froze’ the ancestral composition in low-density Americas. At the genome-wide level, the Denisovan Wallace Line boundary, Neanderthal-mediated Beringian connections, and confounding effects of post-Columbian admixture all emerge as interpretable signals.</w:t>
       </w:r>
     </w:p>
     <w:p>
@@ -1168,7 +1613,7 @@
         <w:rPr>
           <w:sz w:val="20"/>
         </w:rPr>
-        <w:t>6. Vernot B, Akey JM. Resurrecting surviving Neandertal lineages from modern human genomes. Science. 2014;343(6174):1017-1021.</w:t>
+        <w:t>6. Calafell F, Roubinet F, Ramirez-Soriano A, et al. Evolutionary dynamics of the human ABO gene. Hum Genet. 2008;124(2):123-135.</w:t>
       </w:r>
     </w:p>
     <w:p>
@@ -1179,7 +1624,7 @@
         <w:rPr>
           <w:sz w:val="20"/>
         </w:rPr>
-        <w:t>7. Quilodrán CS, Rio J, Tsoupas A, Currat M. Past human expansions shaped the spatial pattern of Neanderthal ancestry. Sci Adv. 2023;9(42):eadg9817.</w:t>
+        <w:t>7. Vernot B, Akey JM. Resurrecting surviving Neandertal lineages from modern human genomes. Science. 2014;343(6174):1017-1021.</w:t>
       </w:r>
     </w:p>
     <w:p>
@@ -1190,7 +1635,7 @@
         <w:rPr>
           <w:sz w:val="20"/>
         </w:rPr>
-        <w:t>8. Skov L, Hui R, Shchur V, et al. Detecting archaic introgression using an unadmixed outgroup. PLoS Genet. 2018;14(9):e1007641.</w:t>
+        <w:t>8. Quilodrán CS, Rio J, Tsoupas A, Currat M. Past human expansions shaped the spatial pattern of Neanderthal ancestry. Sci Adv. 2023;9(42):eadg9817.</w:t>
       </w:r>
     </w:p>
     <w:p>
@@ -1201,7 +1646,7 @@
         <w:rPr>
           <w:sz w:val="20"/>
         </w:rPr>
-        <w:t>9. Petr M, Pääbo S, Kelso J, Vernot B. Limits of long-term selection against Neandertal introgression. Proc Natl Acad Sci U S A. 2019;116(5):1639-1644.</w:t>
+        <w:t>9. Skov L, Hui R, Shchur V, et al. Detecting archaic introgression using an unadmixed outgroup. PLoS Genet. 2018;14(9):e1007641.</w:t>
       </w:r>
     </w:p>
     <w:p>
@@ -1212,7 +1657,7 @@
         <w:rPr>
           <w:sz w:val="20"/>
         </w:rPr>
-        <w:t>10. Mao X, Zhang H, Qiao S, et al. The deep population history of northern East Asia from the Late Pleistocene to the Holocene. Cell. 2021;184(12):3256-3266.</w:t>
+        <w:t>10. Ségurel L, Thompson EE, Flutre T, et al. The ABO blood group is a trans-species polymorphism in primates. Proc Natl Acad Sci U S A. 2012;109(45):18493-18498.</w:t>
       </w:r>
     </w:p>
     <w:p>
@@ -1223,7 +1668,7 @@
         <w:rPr>
           <w:sz w:val="20"/>
         </w:rPr>
-        <w:t>11. Liu X, Koyama S, Tomizuka K, et al. Decoding triancestral origins, archaic introgression, and natural selection in the Japanese population by whole-genome sequencing. Sci Adv. 2024;10(16):eadi8419.</w:t>
+        <w:t>11. Halverson MS. ABO genotyping of pre-contact era Midwestern North American populations. PhD thesis, Ohio State University. 2008.</w:t>
       </w:r>
     </w:p>
     <w:p>
@@ -1234,7 +1679,106 @@
         <w:rPr>
           <w:sz w:val="20"/>
         </w:rPr>
-        <w:t>12. Skoglund P, Mallick S, Bortolini MC, et al. Genetic evidence for two founding populations of the Americas. Nature. 2015;525(7567):104-108.</w:t>
+        <w:t>12. Condemi S, Mazierez A, Faux P, et al. Blood groups of Neandertals and Denisova decrypted. PLoS One. 2021;16(7):e0254175.</w:t>
+      </w:r>
+    </w:p>
+    <w:p>
+      <w:pPr>
+        <w:spacing w:after="60"/>
+      </w:pPr>
+      <w:r>
+        <w:rPr>
+          <w:sz w:val="20"/>
+        </w:rPr>
+        <w:t>13. Irshaid NM, Henry SM, Ashhab Y, et al. Prevalence of the new blood group O2 allele within the ABO blood group system among blood donors in the Solomon Islands. Vox Sang. 2006;91(3):261-265.</w:t>
+      </w:r>
+    </w:p>
+    <w:p>
+      <w:pPr>
+        <w:spacing w:after="60"/>
+      </w:pPr>
+      <w:r>
+        <w:rPr>
+          <w:sz w:val="20"/>
+        </w:rPr>
+        <w:t>14. Raghavan M, Skoglund P, Graf KE, et al. Upper Palaeolithic Siberian genome reveals dual ancestry of Native Americans. Nature. 2014;505(7481):87-91.</w:t>
+      </w:r>
+    </w:p>
+    <w:p>
+      <w:pPr>
+        <w:spacing w:after="60"/>
+      </w:pPr>
+      <w:r>
+        <w:rPr>
+          <w:sz w:val="20"/>
+        </w:rPr>
+        <w:t>15. Hey J. On the number of New World founders: a population genetic portrait of the peopling of the Americas. PLoS Biol. 2005;3(6):e193.</w:t>
+      </w:r>
+    </w:p>
+    <w:p>
+      <w:pPr>
+        <w:spacing w:after="60"/>
+      </w:pPr>
+      <w:r>
+        <w:rPr>
+          <w:sz w:val="20"/>
+        </w:rPr>
+        <w:t>16. Petr M, Hajdinjak M, Grote S, et al. Neandertal ancestry through time: insights from genomes of ancient and present-day humans. Science. 2024;386(6726):eadi1768.</w:t>
+      </w:r>
+    </w:p>
+    <w:p>
+      <w:pPr>
+        <w:spacing w:after="60"/>
+      </w:pPr>
+      <w:r>
+        <w:rPr>
+          <w:sz w:val="20"/>
+        </w:rPr>
+        <w:t>17. Wolfe ND, Dunavan CP, Diamond J. Origins of major human infectious diseases. Nature. 2007;447(7142):279-283.</w:t>
+      </w:r>
+    </w:p>
+    <w:p>
+      <w:pPr>
+        <w:spacing w:after="60"/>
+      </w:pPr>
+      <w:r>
+        <w:rPr>
+          <w:sz w:val="20"/>
+        </w:rPr>
+        <w:t>18. Petr M, Pääbo S, Kelso J, Vernot B. Limits of long-term selection against Neandertal introgression. Proc Natl Acad Sci U S A. 2019;116(5):1639-1644.</w:t>
+      </w:r>
+    </w:p>
+    <w:p>
+      <w:pPr>
+        <w:spacing w:after="60"/>
+      </w:pPr>
+      <w:r>
+        <w:rPr>
+          <w:sz w:val="20"/>
+        </w:rPr>
+        <w:t>19. Mao X, Zhang H, Qiao S, et al. The deep population history of northern East Asia from the Late Pleistocene to the Holocene. Cell. 2021;184(12):3256-3266.</w:t>
+      </w:r>
+    </w:p>
+    <w:p>
+      <w:pPr>
+        <w:spacing w:after="60"/>
+      </w:pPr>
+      <w:r>
+        <w:rPr>
+          <w:sz w:val="20"/>
+        </w:rPr>
+        <w:t>20. Liu X, Koyama S, Tomizuka K, et al. Decoding triancestral origins, archaic introgression, and natural selection in the Japanese population by whole-genome sequencing. Sci Adv. 2024;10(16):eadi8419.</w:t>
+      </w:r>
+    </w:p>
+    <w:p>
+      <w:pPr>
+        <w:spacing w:after="60"/>
+      </w:pPr>
+      <w:r>
+        <w:rPr>
+          <w:sz w:val="20"/>
+        </w:rPr>
+        <w:t>21. Skoglund P, Mallick S, Bortolini MC, et al. Genetic evidence for two founding populations of the Americas. Nature. 2015;525(7567):104-108.</w:t>
       </w:r>
     </w:p>
     <w:sectPr>

--- a/denisovan-archaic-dna-analysis/docs/manuscript_bioessays_en.docx
+++ b/denisovan-archaic-dna-analysis/docs/manuscript_bioessays_en.docx
@@ -807,7 +807,7 @@
           <w:rFonts w:ascii="Times New Roman" w:hAnsi="Times New Roman"/>
           <w:sz w:val="24"/>
         </w:rPr>
-        <w:t>By analyzing 517 hmmix segments overlapping the ABO extended region (chr9:133.0–133.5 Mb) across all 66 populations, we found dramatic regional differences in Neanderthal sub-lineage composition (Figure 5). East Asian populations (n = 45 segments) showed predominantly Altai (58%) and Chagyrskaya (40%) types with minimal Vindija representation (2%). Oceanian populations (n = 25 segments) showed exclusively Altai (48%) and Chagyrskaya (52%) with zero Vindija. European populations showed a more balanced distribution: Vindija 36%, Altai 33%, Chagyrskaya 31% (n = 304 segments). Most remarkably, the only segments from pure Indigenous American individuals — Pima (HGDP01058) and Maya (HGDP00877) — were classified as 100% Vindija-type (n = 2). The Pima segment (chr9:133,254,000–133,513,000; 259 kb) directly overlapped the ABO gene, while the Maya segment (chr9:133,294,000–133,502,000; 208 kb) lay in the immediate downstream region.</w:t>
+        <w:t>By analyzing 517 hmmix segments overlapping the ABO extended region (chr9:133.0–133.5 Mb) across all 66 populations, we found dramatic regional differences in Neanderthal sub-lineage composition (Figure 4). East Asian populations (n = 45 segments) showed predominantly Altai (58%) and Chagyrskaya (40%) types with minimal Vindija representation (2%). Oceanian populations (n = 25 segments) showed exclusively Altai (48%) and Chagyrskaya (52%) with zero Vindija. European populations showed a more balanced distribution: Vindija 36%, Altai 33%, Chagyrskaya 31% (n = 304 segments). Most remarkably, the only segments from pure Indigenous American individuals — Pima (HGDP01058) and Maya (HGDP00877) — were classified as 100% Vindija-type (n = 2). The Pima segment (chr9:133,254,000–133,513,000; 259 kb) directly overlapped the ABO gene, while the Maya segment (chr9:133,294,000–133,502,000; 208 kb) lay in the immediate downstream region.</w:t>
       </w:r>
     </w:p>
     <w:p>
@@ -855,7 +855,7 @@
           <w:b/>
           <w:sz w:val="22"/>
         </w:rPr>
-        <w:t xml:space="preserve">Figure 5. </w:t>
+        <w:t xml:space="preserve">Figure 4. </w:t>
       </w:r>
       <w:r>
         <w:rPr>
@@ -871,7 +871,7 @@
           <w:rFonts w:ascii="Times New Roman" w:hAnsi="Times New Roman"/>
           <w:sz w:val="24"/>
         </w:rPr>
-        <w:t>The Neanderthal-derived O2 allele (rs41302905) showed an unexpected geographic distribution (Figure 6). Solomon Islands populations exhibited the highest frequencies (5–16%),</w:t>
+        <w:t>The Neanderthal-derived O2 allele (rs41302905) showed an unexpected geographic distribution (Figure 5). Solomon Islands populations exhibited the highest frequencies (5–16%),</w:t>
       </w:r>
       <w:r>
         <w:rPr>
@@ -933,7 +933,7 @@
           <w:b/>
           <w:sz w:val="22"/>
         </w:rPr>
-        <w:t xml:space="preserve">Figure 6. </w:t>
+        <w:t xml:space="preserve">Figure 5. </w:t>
       </w:r>
       <w:r>
         <w:rPr>
@@ -963,7 +963,7 @@
           <w:rFonts w:ascii="Times New Roman" w:hAnsi="Times New Roman"/>
           <w:sz w:val="24"/>
         </w:rPr>
-        <w:t xml:space="preserve"> Since western Eurasian lineages now carry predominantly Vindija-type at ABO (57%), the ANE component likely introduced Vindija-type segments that subsequently drifted to fixation during the Beringian bottleneck (~25–15 kya), when the founding population comprised an estimated 250–2,000 individuals (Figure 7).</w:t>
+        <w:t xml:space="preserve"> Since western Eurasian lineages now carry predominantly Vindija-type at ABO (57%), the ANE component likely introduced Vindija-type segments that subsequently drifted to fixation during the Beringian bottleneck (~25–15 kya), when the founding population comprised an estimated 250–2,000 individuals (Figure 6).</w:t>
       </w:r>
       <w:r>
         <w:rPr>
@@ -1024,7 +1024,7 @@
           <w:b/>
           <w:sz w:val="22"/>
         </w:rPr>
-        <w:t xml:space="preserve">Figure 7. </w:t>
+        <w:t xml:space="preserve">Figure 6. </w:t>
       </w:r>
       <w:r>
         <w:rPr>
@@ -1054,7 +1054,7 @@
           <w:rFonts w:ascii="Times New Roman" w:hAnsi="Times New Roman"/>
           <w:sz w:val="24"/>
         </w:rPr>
-        <w:t xml:space="preserve"> revealed a striking temporal shift at the ABO locus (Figure 8). All classifiable ancient segments (&gt;8 kya) from West Eurasian individuals were Altai-type (50%) or Chagyrskaya-type (50%), with zero Vindija representation (n = 10). In contrast, present-day West Eurasians showed 57.1% Vindija-type (n = 14; Fisher exact test, p = 0.003). The ANE-lineage individual Yana2 (31.6 kya) carried a Chagyrskaya-type segment upstream of ABO, while Malta (24 kya, ANE) and Anzick (12.6 kya, Clovis) lacked introgression at this locus entirely. This temporal shift — from Altai/Chagyrskaya dominance in the Upper Paleolithic to Vindija dominance in the present — parallels the genome-wide observation by Petr et al. that Neanderthal ancestry composition changed over time in European populations.</w:t>
+        <w:t xml:space="preserve"> revealed a striking temporal shift at the ABO locus (Figure 7). All classifiable ancient segments (&gt;8 kya) from West Eurasian individuals were Altai-type (50%) or Chagyrskaya-type (50%), with zero Vindija representation (n = 10). In contrast, present-day West Eurasians showed 57.1% Vindija-type (n = 14; Fisher exact test, p = 0.003). The ANE-lineage individual Yana2 (31.6 kya) carried a Chagyrskaya-type segment upstream of ABO, while Malta (24 kya, ANE) and Anzick (12.6 kya, Clovis) lacked introgression at this locus entirely. This temporal shift — from Altai/Chagyrskaya dominance in the Upper Paleolithic to Vindija dominance in the present — parallels the genome-wide observation by Petr et al. that Neanderthal ancestry composition changed over time in European populations.</w:t>
       </w:r>
     </w:p>
     <w:p>
@@ -1102,7 +1102,7 @@
           <w:b/>
           <w:sz w:val="22"/>
         </w:rPr>
-        <w:t xml:space="preserve">Figure 8. </w:t>
+        <w:t xml:space="preserve">Figure 7. </w:t>
       </w:r>
       <w:r>
         <w:rPr>
@@ -1362,7 +1362,7 @@
           <w:rFonts w:ascii="Times New Roman" w:hAnsi="Times New Roman"/>
           <w:sz w:val="24"/>
         </w:rPr>
-        <w:t>The global distribution of archaic DNA — with Neanderthal ancestry broadly distributed across non-African populations and Denisovan ancestry sharply concentrated in Oceania — is summarized in Figure 4. This bivariate representation captures the complementary geographic signatures that underpin our hypothesis: the "common-mode" Neanderthal signal (circle size) vs. the "differential-mode" Denisovan signal (color intensity).</w:t>
+        <w:t>The global distribution of archaic DNA — with Neanderthal ancestry broadly distributed across non-African populations and Denisovan ancestry sharply concentrated in Oceania — is summarized in Figure 8. This bivariate representation captures the complementary geographic signatures that underpin our hypothesis: the "common-mode" Neanderthal signal (circle size) vs. the "differential-mode" Denisovan signal (color intensity).</w:t>
       </w:r>
     </w:p>
     <w:p>
@@ -1410,7 +1410,7 @@
           <w:b/>
           <w:sz w:val="22"/>
         </w:rPr>
-        <w:t xml:space="preserve">Figure 4. </w:t>
+        <w:t xml:space="preserve">Figure 8. </w:t>
       </w:r>
       <w:r>
         <w:rPr>
@@ -1478,7 +1478,17 @@
           <w:rFonts w:ascii="Times New Roman" w:hAnsi="Times New Roman"/>
           <w:sz w:val="24"/>
         </w:rPr>
-        <w:t>We have proposed that pairwise archaic introgression sharing — the correlation of introgression frequency profiles between populations — can serve as an independent tracer of ancient human migration. Using publicly available data, we demonstrated that archaic introgression patterns encode meaningful geographic signals at both single-locus and genome-wide scales. At the ABO locus, sub-lineage analysis revealed a geographic paradox — exclusive Vindija-type in Indigenous Americans versus Altai/Chagyrskaya in East Asia — consistent with ANE ancestry, supported by a temporal shift from Altai/Chagyrskaya to Vindija dominance over 30,000 years (p = 0.003), and potentially driven by density-dependent pathogen selection that ‘froze’ the ancestral composition in low-density Americas. At the genome-wide level, the Denisovan Wallace Line boundary, Neanderthal-mediated Beringian connections, and confounding effects of post-Columbian admixture all emerge as interpretable signals.</w:t>
+        <w:t>This study began with the observation of near-fixation of blood group O in Native American populations. Focal investigation of archaic introgression at the ABO locus revealed region-specific distributions of Vindija-type Neanderthal segments, a temporal sub-lineage turnover from ancient to modern populations, and evidence that density-dependent selection preserved ancestral patterns in the Americas. These locus-specific findings motivated the extension to genome-wide analysis.</w:t>
+      </w:r>
+    </w:p>
+    <w:p>
+      <w:pPr/>
+      <w:r>
+        <w:rPr>
+          <w:rFonts w:ascii="Times New Roman" w:hAnsi="Times New Roman"/>
+          <w:sz w:val="24"/>
+        </w:rPr>
+        <w:t>At the genome-wide level, we proposed that pairwise archaic introgression sharing can serve as an independent tracer of ancient human migration. Using publicly available data, we demonstrated that this metric captures biologically meaningful signals: the Denisovan Wallace Line boundary, Neanderthal-mediated Beringian connections, and confounding effects of post-Columbian admixture. These signals persist after correcting for confounders, though statistical power is reduced, indicating that larger datasets and more refined analytical methods are needed to fully exploit this approach.</w:t>
       </w:r>
     </w:p>
     <w:p>
